--- a/src/content/bios/Pastizzi-D 2024.docx
+++ b/src/content/bios/Pastizzi-D 2024.docx
@@ -8776,7 +8776,7 @@
             <w:szCs w:val="24"/>
             <w:u w:val="none"/>
           </w:rPr>
-          <w:t>www.unmultimedia.org/avlibrary/asset/ 2120/2120935/</w:t>
+          <w:t>www.unmultimedia.org/avlibrary/asset/2120/2120935/</w:t>
         </w:r>
       </w:hyperlink>
       <w:r>
